--- a/Fig1/Fig1_readme.docx
+++ b/Fig1/Fig1_readme.docx
@@ -16,8 +16,34 @@
           <w:b/>
           <w:bCs/>
         </w:rPr>
-        <w:t>Fig1B and F ERCC MoR</w:t>
-      </w:r>
+        <w:t xml:space="preserve">Fig1B and </w:t>
+      </w:r>
+      <w:r>
+        <w:rPr>
+          <w:rFonts w:ascii="Arial" w:hAnsi="Arial" w:cs="Arial"/>
+          <w:b/>
+          <w:bCs/>
+        </w:rPr>
+        <w:t>G</w:t>
+      </w:r>
+      <w:r>
+        <w:rPr>
+          <w:rFonts w:ascii="Arial" w:hAnsi="Arial" w:cs="Arial"/>
+          <w:b/>
+          <w:bCs/>
+        </w:rPr>
+        <w:t xml:space="preserve"> ERCC </w:t>
+      </w:r>
+      <w:proofErr w:type="spellStart"/>
+      <w:r>
+        <w:rPr>
+          <w:rFonts w:ascii="Arial" w:hAnsi="Arial" w:cs="Arial"/>
+          <w:b/>
+          <w:bCs/>
+        </w:rPr>
+        <w:t>MoR</w:t>
+      </w:r>
+      <w:proofErr w:type="spellEnd"/>
     </w:p>
     <w:p>
       <w:pPr>
@@ -79,6 +105,7 @@
         </w:rPr>
         <w:t xml:space="preserve">, with code: </w:t>
       </w:r>
+      <w:proofErr w:type="gramStart"/>
       <w:r>
         <w:rPr>
           <w:rFonts w:ascii="Arial" w:hAnsi="Arial" w:cs="Arial"/>
@@ -86,18 +113,33 @@
         </w:rPr>
         <w:t>ERCC_STAR_index.sh</w:t>
       </w:r>
-    </w:p>
-    <w:p>
-      <w:pPr>
-        <w:rPr>
-          <w:rFonts w:ascii="Arial" w:hAnsi="Arial" w:cs="Arial"/>
-        </w:rPr>
-      </w:pPr>
-      <w:r>
-        <w:rPr>
-          <w:rFonts w:ascii="Arial" w:hAnsi="Arial" w:cs="Arial"/>
-        </w:rPr>
-        <w:t xml:space="preserve">Align all RIP samples with STAR to the ERCC index. The use featureCounts to count the number of reads fall within each ERCC sequence. </w:t>
+      <w:proofErr w:type="gramEnd"/>
+    </w:p>
+    <w:p>
+      <w:pPr>
+        <w:rPr>
+          <w:rFonts w:ascii="Arial" w:hAnsi="Arial" w:cs="Arial"/>
+        </w:rPr>
+      </w:pPr>
+      <w:r>
+        <w:rPr>
+          <w:rFonts w:ascii="Arial" w:hAnsi="Arial" w:cs="Arial"/>
+        </w:rPr>
+        <w:t xml:space="preserve">Align all RIP samples with STAR to the ERCC index. The use </w:t>
+      </w:r>
+      <w:proofErr w:type="spellStart"/>
+      <w:r>
+        <w:rPr>
+          <w:rFonts w:ascii="Arial" w:hAnsi="Arial" w:cs="Arial"/>
+        </w:rPr>
+        <w:t>featureCounts</w:t>
+      </w:r>
+      <w:proofErr w:type="spellEnd"/>
+      <w:r>
+        <w:rPr>
+          <w:rFonts w:ascii="Arial" w:hAnsi="Arial" w:cs="Arial"/>
+        </w:rPr>
+        <w:t xml:space="preserve"> to count the number of reads fall within each ERCC sequence. </w:t>
       </w:r>
     </w:p>
     <w:p>
@@ -152,7 +194,7 @@
         <w:rPr>
           <w:rFonts w:ascii="Arial" w:hAnsi="Arial" w:cs="Arial"/>
         </w:rPr>
-        <w:t>F</w:t>
+        <w:t>G</w:t>
       </w:r>
       <w:r>
         <w:rPr>
@@ -172,7 +214,7 @@
           <w:rFonts w:ascii="Arial" w:hAnsi="Arial" w:cs="Arial"/>
           <w:highlight w:val="yellow"/>
         </w:rPr>
-        <w:t>F</w:t>
+        <w:t>G</w:t>
       </w:r>
       <w:r>
         <w:rPr>
@@ -373,6 +415,7 @@
         </w:rPr>
         <w:t>Fig1B_ERCC_</w:t>
       </w:r>
+      <w:proofErr w:type="gramStart"/>
       <w:r>
         <w:rPr>
           <w:rFonts w:ascii="Arial" w:hAnsi="Arial" w:cs="Arial"/>
@@ -380,6 +423,7 @@
         </w:rPr>
         <w:t>analysis.R</w:t>
       </w:r>
+      <w:proofErr w:type="gramEnd"/>
     </w:p>
     <w:p>
       <w:pPr>
@@ -398,7 +442,7 @@
         <w:rPr>
           <w:rFonts w:ascii="Arial" w:hAnsi="Arial" w:cs="Arial"/>
         </w:rPr>
-        <w:t>F</w:t>
+        <w:t>G</w:t>
       </w:r>
       <w:r>
         <w:rPr>
@@ -418,7 +462,7 @@
           <w:rFonts w:ascii="Arial" w:hAnsi="Arial" w:cs="Arial"/>
           <w:highlight w:val="yellow"/>
         </w:rPr>
-        <w:t>F</w:t>
+        <w:t>G</w:t>
       </w:r>
       <w:r>
         <w:rPr>
@@ -432,8 +476,17 @@
           <w:rFonts w:ascii="Arial" w:hAnsi="Arial" w:cs="Arial"/>
           <w:highlight w:val="yellow"/>
         </w:rPr>
-        <w:t>_analysis.R</w:t>
-      </w:r>
+        <w:t>_</w:t>
+      </w:r>
+      <w:proofErr w:type="gramStart"/>
+      <w:r>
+        <w:rPr>
+          <w:rFonts w:ascii="Arial" w:hAnsi="Arial" w:cs="Arial"/>
+          <w:highlight w:val="yellow"/>
+        </w:rPr>
+        <w:t>analysis.R</w:t>
+      </w:r>
+      <w:proofErr w:type="gramEnd"/>
     </w:p>
     <w:p>
       <w:pPr>
@@ -456,20 +509,56 @@
           <w:b/>
           <w:bCs/>
         </w:rPr>
-        <w:t>Fig 1E and G</w:t>
-      </w:r>
-    </w:p>
-    <w:p>
-      <w:pPr>
-        <w:rPr>
-          <w:rFonts w:ascii="Arial" w:hAnsi="Arial" w:cs="Arial"/>
-        </w:rPr>
-      </w:pPr>
-      <w:r>
-        <w:rPr>
-          <w:rFonts w:ascii="Arial" w:hAnsi="Arial" w:cs="Arial"/>
-        </w:rPr>
-        <w:t>Count total fastq reads/read pairs and uniquely mapped reads(RIP)/read pairs(CLIP/CLAP) in hg38 and mm10 genome for each sequencing sample. Numbers are used later for calculating rpm and other normalizations.</w:t>
+        <w:t xml:space="preserve">Fig 1E and </w:t>
+      </w:r>
+      <w:r>
+        <w:rPr>
+          <w:rFonts w:ascii="Arial" w:hAnsi="Arial" w:cs="Arial"/>
+          <w:b/>
+          <w:bCs/>
+        </w:rPr>
+        <w:t>H</w:t>
+      </w:r>
+    </w:p>
+    <w:p>
+      <w:pPr>
+        <w:rPr>
+          <w:rFonts w:ascii="Arial" w:hAnsi="Arial" w:cs="Arial"/>
+        </w:rPr>
+      </w:pPr>
+      <w:r>
+        <w:rPr>
+          <w:rFonts w:ascii="Arial" w:hAnsi="Arial" w:cs="Arial"/>
+        </w:rPr>
+        <w:t xml:space="preserve">Count total </w:t>
+      </w:r>
+      <w:proofErr w:type="spellStart"/>
+      <w:r>
+        <w:rPr>
+          <w:rFonts w:ascii="Arial" w:hAnsi="Arial" w:cs="Arial"/>
+        </w:rPr>
+        <w:t>fastq</w:t>
+      </w:r>
+      <w:proofErr w:type="spellEnd"/>
+      <w:r>
+        <w:rPr>
+          <w:rFonts w:ascii="Arial" w:hAnsi="Arial" w:cs="Arial"/>
+        </w:rPr>
+        <w:t xml:space="preserve"> reads/read pairs and uniquely mapped </w:t>
+      </w:r>
+      <w:proofErr w:type="gramStart"/>
+      <w:r>
+        <w:rPr>
+          <w:rFonts w:ascii="Arial" w:hAnsi="Arial" w:cs="Arial"/>
+        </w:rPr>
+        <w:t>reads(</w:t>
+      </w:r>
+      <w:proofErr w:type="gramEnd"/>
+      <w:r>
+        <w:rPr>
+          <w:rFonts w:ascii="Arial" w:hAnsi="Arial" w:cs="Arial"/>
+        </w:rPr>
+        <w:t>RIP)/read pairs(CLIP/CLAP) in hg38 and mm10 genome for each sequencing sample. Numbers are used later for calculating rpm and other normalizations.</w:t>
       </w:r>
     </w:p>
     <w:p>
@@ -575,7 +664,35 @@
           <w:rFonts w:ascii="Arial" w:hAnsi="Arial" w:cs="Arial"/>
         </w:rPr>
         <w:lastRenderedPageBreak/>
-        <w:t xml:space="preserve">For CLIP, CLAP and RIP samples with mixture of human and mouse cells, the alignment is performed with a manually curated STAR index. Concatenate human hg38 genome chromosome fasta with mouse mm10 chromosome fasta and generate two sets of </w:t>
+        <w:t xml:space="preserve">For CLIP, CLAP and RIP samples with mixture of human and mouse cells, the alignment is performed with a manually curated STAR index. Concatenate human hg38 genome chromosome </w:t>
+      </w:r>
+      <w:proofErr w:type="spellStart"/>
+      <w:r>
+        <w:rPr>
+          <w:rFonts w:ascii="Arial" w:hAnsi="Arial" w:cs="Arial"/>
+        </w:rPr>
+        <w:t>fasta</w:t>
+      </w:r>
+      <w:proofErr w:type="spellEnd"/>
+      <w:r>
+        <w:rPr>
+          <w:rFonts w:ascii="Arial" w:hAnsi="Arial" w:cs="Arial"/>
+        </w:rPr>
+        <w:t xml:space="preserve"> with mouse mm10 chromosome </w:t>
+      </w:r>
+      <w:proofErr w:type="spellStart"/>
+      <w:r>
+        <w:rPr>
+          <w:rFonts w:ascii="Arial" w:hAnsi="Arial" w:cs="Arial"/>
+        </w:rPr>
+        <w:t>fasta</w:t>
+      </w:r>
+      <w:proofErr w:type="spellEnd"/>
+      <w:r>
+        <w:rPr>
+          <w:rFonts w:ascii="Arial" w:hAnsi="Arial" w:cs="Arial"/>
+        </w:rPr>
+        <w:t xml:space="preserve"> and generate two sets of </w:t>
       </w:r>
       <w:r>
         <w:rPr>
@@ -686,11 +803,19 @@
         </w:rPr>
         <w:t xml:space="preserve">Peak calling with MACS2 and </w:t>
       </w:r>
-      <w:r>
-        <w:rPr>
-          <w:rFonts w:ascii="Arial" w:hAnsi="Arial" w:cs="Arial"/>
-        </w:rPr>
-        <w:t>featureCounts count number of reads in each peak</w:t>
+      <w:proofErr w:type="spellStart"/>
+      <w:r>
+        <w:rPr>
+          <w:rFonts w:ascii="Arial" w:hAnsi="Arial" w:cs="Arial"/>
+        </w:rPr>
+        <w:t>featureCounts</w:t>
+      </w:r>
+      <w:proofErr w:type="spellEnd"/>
+      <w:r>
+        <w:rPr>
+          <w:rFonts w:ascii="Arial" w:hAnsi="Arial" w:cs="Arial"/>
+        </w:rPr>
+        <w:t xml:space="preserve"> count number of reads in each peak</w:t>
       </w:r>
       <w:r>
         <w:rPr>
@@ -711,6 +836,7 @@
         </w:rPr>
         <w:t xml:space="preserve">For CLIP and CLAP samples: </w:t>
       </w:r>
+      <w:proofErr w:type="spellStart"/>
       <w:r>
         <w:rPr>
           <w:rFonts w:ascii="Arial" w:hAnsi="Arial" w:cs="Arial"/>
@@ -718,12 +844,14 @@
         </w:rPr>
         <w:t>CLIPCLAP_alignment</w:t>
       </w:r>
+      <w:proofErr w:type="spellEnd"/>
       <w:r>
         <w:rPr>
           <w:rFonts w:ascii="Arial" w:hAnsi="Arial" w:cs="Arial"/>
         </w:rPr>
         <w:t xml:space="preserve"> folder run master code: </w:t>
       </w:r>
+      <w:proofErr w:type="gramStart"/>
       <w:r>
         <w:rPr>
           <w:rFonts w:ascii="Arial" w:hAnsi="Arial" w:cs="Arial"/>
@@ -731,6 +859,7 @@
         </w:rPr>
         <w:t>CLIPCLAP_starfeaturecounts.sh</w:t>
       </w:r>
+      <w:proofErr w:type="gramEnd"/>
     </w:p>
     <w:p>
       <w:pPr>
@@ -763,6 +892,7 @@
         </w:rPr>
         <w:t xml:space="preserve"> </w:t>
       </w:r>
+      <w:proofErr w:type="spellStart"/>
       <w:r>
         <w:rPr>
           <w:rFonts w:ascii="Arial" w:hAnsi="Arial" w:cs="Arial"/>
@@ -777,12 +907,14 @@
         </w:rPr>
         <w:t>_alignment</w:t>
       </w:r>
+      <w:proofErr w:type="spellEnd"/>
       <w:r>
         <w:rPr>
           <w:rFonts w:ascii="Arial" w:hAnsi="Arial" w:cs="Arial"/>
         </w:rPr>
         <w:t xml:space="preserve"> folder run master code: </w:t>
       </w:r>
+      <w:proofErr w:type="gramStart"/>
       <w:r>
         <w:rPr>
           <w:rFonts w:ascii="Arial" w:hAnsi="Arial" w:cs="Arial"/>
@@ -797,6 +929,7 @@
         </w:rPr>
         <w:t>_starfeaturecounts.sh</w:t>
       </w:r>
+      <w:proofErr w:type="gramEnd"/>
     </w:p>
     <w:p>
       <w:pPr>
@@ -854,12 +987,14 @@
         </w:rPr>
         <w:t xml:space="preserve"> </w:t>
       </w:r>
+      <w:proofErr w:type="spellStart"/>
       <w:r>
         <w:rPr>
           <w:rFonts w:ascii="Arial" w:hAnsi="Arial" w:cs="Arial"/>
         </w:rPr>
         <w:t>fastq</w:t>
       </w:r>
+      <w:proofErr w:type="spellEnd"/>
       <w:r>
         <w:rPr>
           <w:rFonts w:ascii="Arial" w:hAnsi="Arial" w:cs="Arial"/>
@@ -882,7 +1017,35 @@
         <w:rPr>
           <w:rFonts w:ascii="Arial" w:hAnsi="Arial" w:cs="Arial"/>
         </w:rPr>
-        <w:t>True peaks are defined as the peaks with rpm &gt; 2 times the control rpm. (here if there are multiple control samples, all samples are merged together during STAR alignment and only one rpm is calculated for the merged bam, this is consistent with all previous RIP analysis.) Bedfiles of all true peaks are generated and saved. This whole step is</w:t>
+        <w:t>True peaks are defined as the peaks with rpm &gt; 2 times the control rpm. (</w:t>
+      </w:r>
+      <w:proofErr w:type="gramStart"/>
+      <w:r>
+        <w:rPr>
+          <w:rFonts w:ascii="Arial" w:hAnsi="Arial" w:cs="Arial"/>
+        </w:rPr>
+        <w:t>here</w:t>
+      </w:r>
+      <w:proofErr w:type="gramEnd"/>
+      <w:r>
+        <w:rPr>
+          <w:rFonts w:ascii="Arial" w:hAnsi="Arial" w:cs="Arial"/>
+        </w:rPr>
+        <w:t xml:space="preserve"> if there are multiple control samples, all samples are merged together during STAR alignment and only one rpm is calculated for the merged bam, this is consistent with all previous RIP analysis.) </w:t>
+      </w:r>
+      <w:proofErr w:type="spellStart"/>
+      <w:r>
+        <w:rPr>
+          <w:rFonts w:ascii="Arial" w:hAnsi="Arial" w:cs="Arial"/>
+        </w:rPr>
+        <w:t>Bedfiles</w:t>
+      </w:r>
+      <w:proofErr w:type="spellEnd"/>
+      <w:r>
+        <w:rPr>
+          <w:rFonts w:ascii="Arial" w:hAnsi="Arial" w:cs="Arial"/>
+        </w:rPr>
+        <w:t xml:space="preserve"> of all true peaks are generated and saved. This whole step is</w:t>
       </w:r>
       <w:r>
         <w:rPr>
@@ -900,7 +1063,35 @@
         <w:rPr>
           <w:rFonts w:ascii="Arial" w:hAnsi="Arial" w:cs="Arial"/>
         </w:rPr>
-        <w:t xml:space="preserve">; true peaks for hg38 are defined using the sample with human only cells. For CLIP and CLAP samples, true peaks for mm10 are defined using CLAP minusTag samples; true peaks for hg38 are defined using CLAP plusTag samples. CLIP samples are not used for peak identification as the two replicates are not consistent with each other. </w:t>
+        <w:t xml:space="preserve">; true peaks for hg38 are defined using the sample with human only cells. For CLIP and CLAP samples, true peaks for mm10 are defined using CLAP </w:t>
+      </w:r>
+      <w:proofErr w:type="spellStart"/>
+      <w:r>
+        <w:rPr>
+          <w:rFonts w:ascii="Arial" w:hAnsi="Arial" w:cs="Arial"/>
+        </w:rPr>
+        <w:t>minusTag</w:t>
+      </w:r>
+      <w:proofErr w:type="spellEnd"/>
+      <w:r>
+        <w:rPr>
+          <w:rFonts w:ascii="Arial" w:hAnsi="Arial" w:cs="Arial"/>
+        </w:rPr>
+        <w:t xml:space="preserve"> samples; true peaks for hg38 are defined using CLAP </w:t>
+      </w:r>
+      <w:proofErr w:type="spellStart"/>
+      <w:r>
+        <w:rPr>
+          <w:rFonts w:ascii="Arial" w:hAnsi="Arial" w:cs="Arial"/>
+        </w:rPr>
+        <w:t>plusTag</w:t>
+      </w:r>
+      <w:proofErr w:type="spellEnd"/>
+      <w:r>
+        <w:rPr>
+          <w:rFonts w:ascii="Arial" w:hAnsi="Arial" w:cs="Arial"/>
+        </w:rPr>
+        <w:t xml:space="preserve"> samples. CLIP samples are not used for peak identification as the two replicates are not consistent with each other. </w:t>
       </w:r>
     </w:p>
     <w:p>
@@ -915,13 +1106,24 @@
         </w:rPr>
         <w:t xml:space="preserve">For CLIP and CLAP samples: </w:t>
       </w:r>
-      <w:r>
-        <w:rPr>
-          <w:rFonts w:ascii="Arial" w:hAnsi="Arial" w:cs="Arial"/>
-          <w:highlight w:val="yellow"/>
-        </w:rPr>
-        <w:t>CLIPCLAP_true_peaks.R</w:t>
-      </w:r>
+      <w:proofErr w:type="spellStart"/>
+      <w:r>
+        <w:rPr>
+          <w:rFonts w:ascii="Arial" w:hAnsi="Arial" w:cs="Arial"/>
+          <w:highlight w:val="yellow"/>
+        </w:rPr>
+        <w:t>CLIPCLAP_true_</w:t>
+      </w:r>
+      <w:proofErr w:type="gramStart"/>
+      <w:r>
+        <w:rPr>
+          <w:rFonts w:ascii="Arial" w:hAnsi="Arial" w:cs="Arial"/>
+          <w:highlight w:val="yellow"/>
+        </w:rPr>
+        <w:t>peaks.R</w:t>
+      </w:r>
+      <w:proofErr w:type="spellEnd"/>
+      <w:proofErr w:type="gramEnd"/>
     </w:p>
     <w:p>
       <w:pPr>
@@ -938,13 +1140,24 @@
       <w:r>
         <w:t xml:space="preserve"> </w:t>
       </w:r>
-      <w:r>
-        <w:rPr>
-          <w:rFonts w:ascii="Arial" w:hAnsi="Arial" w:cs="Arial"/>
-          <w:highlight w:val="yellow"/>
-        </w:rPr>
-        <w:t>RIP_true_peaks.R</w:t>
-      </w:r>
+      <w:proofErr w:type="spellStart"/>
+      <w:r>
+        <w:rPr>
+          <w:rFonts w:ascii="Arial" w:hAnsi="Arial" w:cs="Arial"/>
+          <w:highlight w:val="yellow"/>
+        </w:rPr>
+        <w:t>RIP_true_</w:t>
+      </w:r>
+      <w:proofErr w:type="gramStart"/>
+      <w:r>
+        <w:rPr>
+          <w:rFonts w:ascii="Arial" w:hAnsi="Arial" w:cs="Arial"/>
+          <w:highlight w:val="yellow"/>
+        </w:rPr>
+        <w:t>peaks.R</w:t>
+      </w:r>
+      <w:proofErr w:type="spellEnd"/>
+      <w:proofErr w:type="gramEnd"/>
     </w:p>
     <w:p>
       <w:pPr>
@@ -1219,13 +1432,24 @@
         </w:rPr>
         <w:t xml:space="preserve">For CLIP and CLAP samples: </w:t>
       </w:r>
-      <w:r>
-        <w:rPr>
-          <w:rFonts w:ascii="Arial" w:hAnsi="Arial" w:cs="Arial"/>
-          <w:highlight w:val="yellow"/>
-        </w:rPr>
-        <w:t>CLIPCLAP_rank_peak.R</w:t>
-      </w:r>
+      <w:proofErr w:type="spellStart"/>
+      <w:r>
+        <w:rPr>
+          <w:rFonts w:ascii="Arial" w:hAnsi="Arial" w:cs="Arial"/>
+          <w:highlight w:val="yellow"/>
+        </w:rPr>
+        <w:t>CLIPCLAP_rank_</w:t>
+      </w:r>
+      <w:proofErr w:type="gramStart"/>
+      <w:r>
+        <w:rPr>
+          <w:rFonts w:ascii="Arial" w:hAnsi="Arial" w:cs="Arial"/>
+          <w:highlight w:val="yellow"/>
+        </w:rPr>
+        <w:t>peak.R</w:t>
+      </w:r>
+      <w:proofErr w:type="spellEnd"/>
+      <w:proofErr w:type="gramEnd"/>
     </w:p>
     <w:p>
       <w:pPr>
@@ -1246,13 +1470,24 @@
         </w:rPr>
         <w:t xml:space="preserve"> </w:t>
       </w:r>
-      <w:r>
-        <w:rPr>
-          <w:rFonts w:ascii="Arial" w:hAnsi="Arial" w:cs="Arial"/>
-          <w:highlight w:val="yellow"/>
-        </w:rPr>
-        <w:t>RIP_rank_peak.R</w:t>
-      </w:r>
+      <w:proofErr w:type="spellStart"/>
+      <w:r>
+        <w:rPr>
+          <w:rFonts w:ascii="Arial" w:hAnsi="Arial" w:cs="Arial"/>
+          <w:highlight w:val="yellow"/>
+        </w:rPr>
+        <w:t>RIP_rank_</w:t>
+      </w:r>
+      <w:proofErr w:type="gramStart"/>
+      <w:r>
+        <w:rPr>
+          <w:rFonts w:ascii="Arial" w:hAnsi="Arial" w:cs="Arial"/>
+          <w:highlight w:val="yellow"/>
+        </w:rPr>
+        <w:t>peak.R</w:t>
+      </w:r>
+      <w:proofErr w:type="spellEnd"/>
+      <w:proofErr w:type="gramEnd"/>
     </w:p>
     <w:p>
       <w:pPr>
@@ -1288,7 +1523,338 @@
         <w:rPr>
           <w:rFonts w:ascii="Arial" w:hAnsi="Arial" w:cs="Arial"/>
         </w:rPr>
-        <w:t xml:space="preserve">For CLIP/CLAP/RIP samples, the signal-to-noise comparison of </w:t>
+        <w:t>For CLIP/CLAP/RIP samples, the signal-to-noise comparison of</w:t>
+      </w:r>
+      <w:r>
+        <w:rPr>
+          <w:rFonts w:ascii="Arial" w:hAnsi="Arial" w:cs="Arial"/>
+        </w:rPr>
+        <w:t xml:space="preserve"> peak classes top10k, top5k, top2.5k and top1k</w:t>
+      </w:r>
+      <w:r>
+        <w:rPr>
+          <w:rFonts w:ascii="Arial" w:hAnsi="Arial" w:cs="Arial"/>
+        </w:rPr>
+        <w:t xml:space="preserve"> was </w:t>
+      </w:r>
+      <w:r>
+        <w:rPr>
+          <w:rFonts w:ascii="Arial" w:hAnsi="Arial" w:cs="Arial"/>
+        </w:rPr>
+        <w:t xml:space="preserve">investigated by calculating </w:t>
+      </w:r>
+      <w:r>
+        <w:rPr>
+          <w:rFonts w:ascii="Arial" w:hAnsi="Arial" w:cs="Arial"/>
+        </w:rPr>
+        <w:t xml:space="preserve">the rpm sum </w:t>
+      </w:r>
+      <w:r>
+        <w:rPr>
+          <w:rFonts w:ascii="Arial" w:hAnsi="Arial" w:cs="Arial"/>
+        </w:rPr>
+        <w:t xml:space="preserve">of IP samples and Controls for all peaks falls within </w:t>
+      </w:r>
+      <w:r>
+        <w:rPr>
+          <w:rFonts w:ascii="Arial" w:hAnsi="Arial" w:cs="Arial"/>
+        </w:rPr>
+        <w:t>the peaks of the corresponding peak classes</w:t>
+      </w:r>
+      <w:r>
+        <w:rPr>
+          <w:rFonts w:ascii="Arial" w:hAnsi="Arial" w:cs="Arial"/>
+        </w:rPr>
+        <w:t>. T</w:t>
+      </w:r>
+      <w:r>
+        <w:rPr>
+          <w:rFonts w:ascii="Arial" w:hAnsi="Arial" w:cs="Arial"/>
+        </w:rPr>
+        <w:t xml:space="preserve">he sum of peak rpm less Control for IP samples </w:t>
+      </w:r>
+      <w:r>
+        <w:rPr>
+          <w:rFonts w:ascii="Arial" w:hAnsi="Arial" w:cs="Arial"/>
+        </w:rPr>
+        <w:t>corresponds to the</w:t>
+      </w:r>
+      <w:r>
+        <w:rPr>
+          <w:rFonts w:ascii="Arial" w:hAnsi="Arial" w:cs="Arial"/>
+        </w:rPr>
+        <w:t xml:space="preserve"> purple bars and corresponding points with bar height being the mean of the </w:t>
+      </w:r>
+      <w:proofErr w:type="gramStart"/>
+      <w:r>
+        <w:rPr>
+          <w:rFonts w:ascii="Arial" w:hAnsi="Arial" w:cs="Arial"/>
+        </w:rPr>
+        <w:t>points(</w:t>
+      </w:r>
+      <w:proofErr w:type="gramEnd"/>
+      <w:r>
+        <w:rPr>
+          <w:rFonts w:ascii="Arial" w:hAnsi="Arial" w:cs="Arial"/>
+        </w:rPr>
+        <w:t xml:space="preserve">biological replicates); and the sum pf peak rpm of Control samples </w:t>
+      </w:r>
+      <w:r>
+        <w:rPr>
+          <w:rFonts w:ascii="Arial" w:hAnsi="Arial" w:cs="Arial"/>
+        </w:rPr>
+        <w:t xml:space="preserve">corresponds to the grey bars and corresponding points. </w:t>
+      </w:r>
+    </w:p>
+    <w:p>
+      <w:pPr>
+        <w:rPr>
+          <w:rFonts w:ascii="Arial" w:hAnsi="Arial" w:cs="Arial"/>
+        </w:rPr>
+      </w:pPr>
+      <w:r>
+        <w:rPr>
+          <w:rFonts w:ascii="Arial" w:hAnsi="Arial" w:cs="Arial"/>
+        </w:rPr>
+        <w:t xml:space="preserve">For CLIP and CLAP samples: </w:t>
+      </w:r>
+      <w:proofErr w:type="spellStart"/>
+      <w:r>
+        <w:rPr>
+          <w:rFonts w:ascii="Arial" w:hAnsi="Arial" w:cs="Arial"/>
+          <w:highlight w:val="yellow"/>
+        </w:rPr>
+        <w:t>sig_to_noise</w:t>
+      </w:r>
+      <w:r>
+        <w:rPr>
+          <w:rFonts w:ascii="Arial" w:hAnsi="Arial" w:cs="Arial"/>
+          <w:highlight w:val="yellow"/>
+        </w:rPr>
+        <w:t>_CLIPCLAP</w:t>
+      </w:r>
+      <w:r>
+        <w:rPr>
+          <w:rFonts w:ascii="Arial" w:hAnsi="Arial" w:cs="Arial"/>
+          <w:highlight w:val="yellow"/>
+        </w:rPr>
+        <w:t>.R</w:t>
+      </w:r>
+      <w:proofErr w:type="spellEnd"/>
+    </w:p>
+    <w:p>
+      <w:pPr>
+        <w:rPr>
+          <w:rFonts w:ascii="Arial" w:hAnsi="Arial" w:cs="Arial"/>
+        </w:rPr>
+      </w:pPr>
+      <w:r>
+        <w:rPr>
+          <w:rFonts w:ascii="Arial" w:hAnsi="Arial" w:cs="Arial"/>
+        </w:rPr>
+        <w:t>For RIP samples:</w:t>
+      </w:r>
+      <w:r>
+        <w:rPr>
+          <w:rFonts w:ascii="Arial" w:hAnsi="Arial" w:cs="Arial"/>
+          <w:highlight w:val="yellow"/>
+        </w:rPr>
+        <w:t xml:space="preserve"> </w:t>
+      </w:r>
+      <w:proofErr w:type="spellStart"/>
+      <w:r>
+        <w:rPr>
+          <w:rFonts w:ascii="Arial" w:hAnsi="Arial" w:cs="Arial"/>
+          <w:highlight w:val="yellow"/>
+        </w:rPr>
+        <w:t>sig_to_noise</w:t>
+      </w:r>
+      <w:r>
+        <w:rPr>
+          <w:rFonts w:ascii="Arial" w:hAnsi="Arial" w:cs="Arial"/>
+          <w:highlight w:val="yellow"/>
+        </w:rPr>
+        <w:t>_RIP</w:t>
+      </w:r>
+      <w:r>
+        <w:rPr>
+          <w:rFonts w:ascii="Arial" w:hAnsi="Arial" w:cs="Arial"/>
+          <w:highlight w:val="yellow"/>
+        </w:rPr>
+        <w:t>.R</w:t>
+      </w:r>
+      <w:proofErr w:type="spellEnd"/>
+    </w:p>
+    <w:p>
+      <w:pPr>
+        <w:rPr>
+          <w:rFonts w:ascii="Arial" w:hAnsi="Arial" w:cs="Arial"/>
+          <w:highlight w:val="yellow"/>
+        </w:rPr>
+      </w:pPr>
+      <w:r>
+        <w:rPr>
+          <w:rFonts w:ascii="Arial" w:hAnsi="Arial" w:cs="Arial"/>
+        </w:rPr>
+        <w:t>F</w:t>
+      </w:r>
+      <w:r>
+        <w:rPr>
+          <w:rFonts w:ascii="Arial" w:hAnsi="Arial" w:cs="Arial"/>
+        </w:rPr>
+        <w:t>iles:</w:t>
+      </w:r>
+      <w:r>
+        <w:t xml:space="preserve"> </w:t>
+      </w:r>
+      <w:r>
+        <w:rPr>
+          <w:rFonts w:ascii="Arial" w:hAnsi="Arial" w:cs="Arial"/>
+          <w:highlight w:val="yellow"/>
+        </w:rPr>
+        <w:t>RIP</w:t>
+      </w:r>
+      <w:r>
+        <w:rPr>
+          <w:rFonts w:ascii="Arial" w:hAnsi="Arial" w:cs="Arial"/>
+          <w:highlight w:val="yellow"/>
+        </w:rPr>
+        <w:t>_signaltonoise_</w:t>
+      </w:r>
+      <w:r>
+        <w:rPr>
+          <w:rFonts w:ascii="Arial" w:hAnsi="Arial" w:cs="Arial"/>
+          <w:highlight w:val="yellow"/>
+        </w:rPr>
+        <w:t>raw</w:t>
+      </w:r>
+      <w:r>
+        <w:rPr>
+          <w:rFonts w:ascii="Arial" w:hAnsi="Arial" w:cs="Arial"/>
+          <w:highlight w:val="yellow"/>
+        </w:rPr>
+        <w:t>.csv</w:t>
+      </w:r>
+    </w:p>
+    <w:p>
+      <w:pPr>
+        <w:rPr>
+          <w:rFonts w:ascii="Arial" w:hAnsi="Arial" w:cs="Arial"/>
+        </w:rPr>
+      </w:pPr>
+      <w:r>
+        <w:rPr>
+          <w:rFonts w:ascii="Arial" w:hAnsi="Arial" w:cs="Arial"/>
+          <w:highlight w:val="yellow"/>
+        </w:rPr>
+        <w:t>CLIPCLAP_signaltonoise_</w:t>
+      </w:r>
+      <w:r>
+        <w:rPr>
+          <w:rFonts w:ascii="Arial" w:hAnsi="Arial" w:cs="Arial"/>
+          <w:highlight w:val="yellow"/>
+        </w:rPr>
+        <w:t>raw</w:t>
+      </w:r>
+      <w:r>
+        <w:rPr>
+          <w:rFonts w:ascii="Arial" w:hAnsi="Arial" w:cs="Arial"/>
+          <w:highlight w:val="yellow"/>
+        </w:rPr>
+        <w:t>.csv</w:t>
+      </w:r>
+    </w:p>
+    <w:p>
+      <w:pPr>
+        <w:rPr>
+          <w:rFonts w:ascii="Arial" w:hAnsi="Arial" w:cs="Arial"/>
+        </w:rPr>
+      </w:pPr>
+    </w:p>
+    <w:p>
+      <w:pPr>
+        <w:rPr>
+          <w:rFonts w:ascii="Arial" w:hAnsi="Arial" w:cs="Arial"/>
+          <w:b/>
+          <w:bCs/>
+        </w:rPr>
+      </w:pPr>
+      <w:r>
+        <w:rPr>
+          <w:rFonts w:ascii="Arial" w:hAnsi="Arial" w:cs="Arial"/>
+          <w:b/>
+          <w:bCs/>
+        </w:rPr>
+        <w:t>Fig1</w:t>
+      </w:r>
+      <w:r>
+        <w:rPr>
+          <w:rFonts w:ascii="Arial" w:hAnsi="Arial" w:cs="Arial"/>
+          <w:b/>
+          <w:bCs/>
+        </w:rPr>
+        <w:t>H</w:t>
+      </w:r>
+    </w:p>
+    <w:p>
+      <w:pPr>
+        <w:rPr>
+          <w:rFonts w:ascii="Arial" w:hAnsi="Arial" w:cs="Arial"/>
+        </w:rPr>
+      </w:pPr>
+      <w:r>
+        <w:rPr>
+          <w:rFonts w:ascii="Arial" w:hAnsi="Arial" w:cs="Arial"/>
+        </w:rPr>
+        <w:t xml:space="preserve">Based on the peak ranks, </w:t>
+      </w:r>
+      <w:r>
+        <w:rPr>
+          <w:rFonts w:ascii="Arial" w:hAnsi="Arial" w:cs="Arial"/>
+        </w:rPr>
+        <w:t xml:space="preserve">get </w:t>
+      </w:r>
+      <w:r>
+        <w:rPr>
+          <w:rFonts w:ascii="Arial" w:hAnsi="Arial" w:cs="Arial"/>
+        </w:rPr>
+        <w:t xml:space="preserve">peaks that ranked </w:t>
+      </w:r>
+      <w:r>
+        <w:rPr>
+          <w:rFonts w:ascii="Arial" w:hAnsi="Arial" w:cs="Arial"/>
+        </w:rPr>
+        <w:t>top 10k, 5k</w:t>
+      </w:r>
+      <w:r>
+        <w:rPr>
+          <w:rFonts w:ascii="Arial" w:hAnsi="Arial" w:cs="Arial"/>
+        </w:rPr>
+        <w:t>,</w:t>
+      </w:r>
+      <w:r>
+        <w:rPr>
+          <w:rFonts w:ascii="Arial" w:hAnsi="Arial" w:cs="Arial"/>
+        </w:rPr>
+        <w:t xml:space="preserve"> 2.5k </w:t>
+      </w:r>
+      <w:r>
+        <w:rPr>
+          <w:rFonts w:ascii="Arial" w:hAnsi="Arial" w:cs="Arial"/>
+        </w:rPr>
+        <w:t xml:space="preserve">and </w:t>
+      </w:r>
+      <w:r>
+        <w:rPr>
+          <w:rFonts w:ascii="Arial" w:hAnsi="Arial" w:cs="Arial"/>
+        </w:rPr>
+        <w:t>1k</w:t>
+      </w:r>
+      <w:r>
+        <w:rPr>
+          <w:rFonts w:ascii="Arial" w:hAnsi="Arial" w:cs="Arial"/>
+        </w:rPr>
+        <w:t xml:space="preserve">, and peaks fall into the whole gene region of </w:t>
       </w:r>
       <w:r>
         <w:rPr>
@@ -1296,266 +1862,23 @@
           <w:i/>
           <w:iCs/>
         </w:rPr>
-        <w:t>XIST/Xist</w:t>
-      </w:r>
-      <w:r>
-        <w:rPr>
-          <w:rFonts w:ascii="Arial" w:hAnsi="Arial" w:cs="Arial"/>
-        </w:rPr>
-        <w:t xml:space="preserve"> or </w:t>
-      </w:r>
+        <w:t>XIST/</w:t>
+      </w:r>
+      <w:proofErr w:type="spellStart"/>
       <w:r>
         <w:rPr>
           <w:rFonts w:ascii="Arial" w:hAnsi="Arial" w:cs="Arial"/>
           <w:i/>
           <w:iCs/>
         </w:rPr>
-        <w:t>KCNQ1OT1/Kcnq1ot1</w:t>
-      </w:r>
-      <w:r>
-        <w:rPr>
-          <w:rFonts w:ascii="Arial" w:hAnsi="Arial" w:cs="Arial"/>
-        </w:rPr>
-        <w:t xml:space="preserve"> was </w:t>
-      </w:r>
-      <w:r>
-        <w:rPr>
-          <w:rFonts w:ascii="Arial" w:hAnsi="Arial" w:cs="Arial"/>
-        </w:rPr>
-        <w:t xml:space="preserve">investigated by calculating </w:t>
-      </w:r>
-      <w:r>
-        <w:rPr>
-          <w:rFonts w:ascii="Arial" w:hAnsi="Arial" w:cs="Arial"/>
-        </w:rPr>
-        <w:t xml:space="preserve">the rpm sum </w:t>
-      </w:r>
-      <w:r>
-        <w:rPr>
-          <w:rFonts w:ascii="Arial" w:hAnsi="Arial" w:cs="Arial"/>
-        </w:rPr>
-        <w:t>of IP samples and Controls for all peaks falls within each of the two gene regions. T</w:t>
-      </w:r>
-      <w:r>
-        <w:rPr>
-          <w:rFonts w:ascii="Arial" w:hAnsi="Arial" w:cs="Arial"/>
-        </w:rPr>
-        <w:t xml:space="preserve">he sum of peak rpm less Control for IP samples </w:t>
-      </w:r>
-      <w:r>
-        <w:rPr>
-          <w:rFonts w:ascii="Arial" w:hAnsi="Arial" w:cs="Arial"/>
-        </w:rPr>
-        <w:t>corresponds to the</w:t>
-      </w:r>
-      <w:r>
-        <w:rPr>
-          <w:rFonts w:ascii="Arial" w:hAnsi="Arial" w:cs="Arial"/>
-        </w:rPr>
-        <w:t xml:space="preserve"> purple bars and corresponding points with bar height being the mean of the points(biological replicates); and the sum pf peak rpm of Control samples </w:t>
-      </w:r>
-      <w:r>
-        <w:rPr>
-          <w:rFonts w:ascii="Arial" w:hAnsi="Arial" w:cs="Arial"/>
-        </w:rPr>
-        <w:t xml:space="preserve">corresponds to the grey bars and corresponding points. </w:t>
-      </w:r>
-    </w:p>
-    <w:p>
-      <w:pPr>
-        <w:rPr>
-          <w:rFonts w:ascii="Arial" w:hAnsi="Arial" w:cs="Arial"/>
-        </w:rPr>
-      </w:pPr>
-      <w:r>
-        <w:rPr>
-          <w:rFonts w:ascii="Arial" w:hAnsi="Arial" w:cs="Arial"/>
-        </w:rPr>
-        <w:t xml:space="preserve">For CLIP and CLAP samples: </w:t>
-      </w:r>
-      <w:r>
-        <w:rPr>
-          <w:rFonts w:ascii="Arial" w:hAnsi="Arial" w:cs="Arial"/>
-          <w:highlight w:val="yellow"/>
-        </w:rPr>
-        <w:t>CLIPCLAP_</w:t>
-      </w:r>
-      <w:r>
-        <w:rPr>
-          <w:rFonts w:ascii="Arial" w:hAnsi="Arial" w:cs="Arial"/>
-          <w:highlight w:val="yellow"/>
-        </w:rPr>
-        <w:t>sig_to_noise</w:t>
-      </w:r>
-      <w:r>
-        <w:rPr>
-          <w:rFonts w:ascii="Arial" w:hAnsi="Arial" w:cs="Arial"/>
-          <w:highlight w:val="yellow"/>
-        </w:rPr>
-        <w:t>.R</w:t>
-      </w:r>
-    </w:p>
-    <w:p>
-      <w:pPr>
-        <w:rPr>
-          <w:rFonts w:ascii="Arial" w:hAnsi="Arial" w:cs="Arial"/>
-        </w:rPr>
-      </w:pPr>
-      <w:r>
-        <w:rPr>
-          <w:rFonts w:ascii="Arial" w:hAnsi="Arial" w:cs="Arial"/>
-        </w:rPr>
-        <w:t>For RIP samples:</w:t>
-      </w:r>
-      <w:r>
-        <w:rPr>
-          <w:rFonts w:ascii="Arial" w:hAnsi="Arial" w:cs="Arial"/>
-          <w:highlight w:val="yellow"/>
-        </w:rPr>
-        <w:t xml:space="preserve"> </w:t>
-      </w:r>
-      <w:r>
-        <w:rPr>
-          <w:rFonts w:ascii="Arial" w:hAnsi="Arial" w:cs="Arial"/>
-          <w:highlight w:val="yellow"/>
-        </w:rPr>
-        <w:t>RIP</w:t>
-      </w:r>
-      <w:r>
-        <w:rPr>
-          <w:rFonts w:ascii="Arial" w:hAnsi="Arial" w:cs="Arial"/>
-          <w:highlight w:val="yellow"/>
-        </w:rPr>
-        <w:t>_sig_to_noise.R</w:t>
-      </w:r>
-    </w:p>
-    <w:p>
-      <w:pPr>
-        <w:rPr>
-          <w:rFonts w:ascii="Arial" w:hAnsi="Arial" w:cs="Arial"/>
-          <w:highlight w:val="yellow"/>
-        </w:rPr>
-      </w:pPr>
-      <w:r>
-        <w:rPr>
-          <w:rFonts w:ascii="Arial" w:hAnsi="Arial" w:cs="Arial"/>
-        </w:rPr>
-        <w:t>F</w:t>
-      </w:r>
-      <w:r>
-        <w:rPr>
-          <w:rFonts w:ascii="Arial" w:hAnsi="Arial" w:cs="Arial"/>
-        </w:rPr>
-        <w:t>iles:</w:t>
-      </w:r>
-      <w:r>
-        <w:t xml:space="preserve"> </w:t>
-      </w:r>
-      <w:r>
-        <w:rPr>
-          <w:rFonts w:ascii="Arial" w:hAnsi="Arial" w:cs="Arial"/>
-          <w:highlight w:val="yellow"/>
-        </w:rPr>
-        <w:t>Xist/Kot1_CLIPCLAPRIP_signaltonoise_points.csv</w:t>
-      </w:r>
-    </w:p>
-    <w:p>
-      <w:pPr>
-        <w:rPr>
-          <w:rFonts w:ascii="Arial" w:hAnsi="Arial" w:cs="Arial"/>
-        </w:rPr>
-      </w:pPr>
-      <w:r>
-        <w:rPr>
-          <w:rFonts w:ascii="Arial" w:hAnsi="Arial" w:cs="Arial"/>
-          <w:highlight w:val="yellow"/>
-        </w:rPr>
-        <w:t>Xist/Kot1_CLIPCLAPRIP_signaltonoise_means.csv</w:t>
-      </w:r>
-    </w:p>
-    <w:p>
-      <w:pPr>
-        <w:rPr>
-          <w:rFonts w:ascii="Arial" w:hAnsi="Arial" w:cs="Arial"/>
-        </w:rPr>
-      </w:pPr>
-    </w:p>
-    <w:p>
-      <w:pPr>
-        <w:rPr>
-          <w:rFonts w:ascii="Arial" w:hAnsi="Arial" w:cs="Arial"/>
-          <w:b/>
-          <w:bCs/>
-        </w:rPr>
-      </w:pPr>
-      <w:r>
-        <w:rPr>
-          <w:rFonts w:ascii="Arial" w:hAnsi="Arial" w:cs="Arial"/>
-          <w:b/>
-          <w:bCs/>
-        </w:rPr>
-        <w:t>Fig1G</w:t>
-      </w:r>
-    </w:p>
-    <w:p>
-      <w:pPr>
-        <w:rPr>
-          <w:rFonts w:ascii="Arial" w:hAnsi="Arial" w:cs="Arial"/>
-        </w:rPr>
-      </w:pPr>
-      <w:r>
-        <w:rPr>
-          <w:rFonts w:ascii="Arial" w:hAnsi="Arial" w:cs="Arial"/>
-        </w:rPr>
-        <w:t xml:space="preserve">Based on the peak ranks, </w:t>
-      </w:r>
-      <w:r>
-        <w:rPr>
-          <w:rFonts w:ascii="Arial" w:hAnsi="Arial" w:cs="Arial"/>
-        </w:rPr>
-        <w:t xml:space="preserve">get </w:t>
-      </w:r>
-      <w:r>
-        <w:rPr>
-          <w:rFonts w:ascii="Arial" w:hAnsi="Arial" w:cs="Arial"/>
-        </w:rPr>
-        <w:t xml:space="preserve">peaks that ranked </w:t>
-      </w:r>
-      <w:r>
-        <w:rPr>
-          <w:rFonts w:ascii="Arial" w:hAnsi="Arial" w:cs="Arial"/>
-        </w:rPr>
-        <w:t>top 10k, 5k</w:t>
-      </w:r>
-      <w:r>
-        <w:rPr>
-          <w:rFonts w:ascii="Arial" w:hAnsi="Arial" w:cs="Arial"/>
-        </w:rPr>
-        <w:t>,</w:t>
-      </w:r>
-      <w:r>
-        <w:rPr>
-          <w:rFonts w:ascii="Arial" w:hAnsi="Arial" w:cs="Arial"/>
-        </w:rPr>
-        <w:t xml:space="preserve"> 2.5k </w:t>
-      </w:r>
-      <w:r>
-        <w:rPr>
-          <w:rFonts w:ascii="Arial" w:hAnsi="Arial" w:cs="Arial"/>
-        </w:rPr>
-        <w:t xml:space="preserve">and </w:t>
-      </w:r>
-      <w:r>
-        <w:rPr>
-          <w:rFonts w:ascii="Arial" w:hAnsi="Arial" w:cs="Arial"/>
-        </w:rPr>
-        <w:t>1k</w:t>
-      </w:r>
-      <w:r>
-        <w:rPr>
-          <w:rFonts w:ascii="Arial" w:hAnsi="Arial" w:cs="Arial"/>
-        </w:rPr>
-        <w:t xml:space="preserve">, and peaks fall into the whole gene region of </w:t>
+        <w:t>Xist</w:t>
+      </w:r>
+      <w:proofErr w:type="spellEnd"/>
+      <w:r>
+        <w:rPr>
+          <w:rFonts w:ascii="Arial" w:hAnsi="Arial" w:cs="Arial"/>
+        </w:rPr>
+        <w:t xml:space="preserve"> and </w:t>
       </w:r>
       <w:r>
         <w:rPr>
@@ -1563,8 +1886,158 @@
           <w:i/>
           <w:iCs/>
         </w:rPr>
-        <w:t>XIST/Xist</w:t>
-      </w:r>
+        <w:t>KCNQ1OT1/Kcnq1ot1</w:t>
+      </w:r>
+      <w:r>
+        <w:rPr>
+          <w:rFonts w:ascii="Arial" w:hAnsi="Arial" w:cs="Arial"/>
+        </w:rPr>
+        <w:t xml:space="preserve">. </w:t>
+      </w:r>
+    </w:p>
+    <w:p>
+      <w:pPr>
+        <w:rPr>
+          <w:rFonts w:ascii="Arial" w:hAnsi="Arial" w:cs="Arial"/>
+        </w:rPr>
+      </w:pPr>
+      <w:r>
+        <w:rPr>
+          <w:rFonts w:ascii="Arial" w:hAnsi="Arial" w:cs="Arial"/>
+        </w:rPr>
+        <w:t xml:space="preserve">For each peak across all </w:t>
+      </w:r>
+      <w:r>
+        <w:rPr>
+          <w:rFonts w:ascii="Arial" w:hAnsi="Arial" w:cs="Arial"/>
+        </w:rPr>
+        <w:t>peak classe</w:t>
+      </w:r>
+      <w:r>
+        <w:rPr>
+          <w:rFonts w:ascii="Arial" w:hAnsi="Arial" w:cs="Arial"/>
+        </w:rPr>
+        <w:t xml:space="preserve">s, calculate </w:t>
+      </w:r>
+      <w:proofErr w:type="spellStart"/>
+      <w:r>
+        <w:rPr>
+          <w:rFonts w:ascii="Arial" w:hAnsi="Arial" w:cs="Arial"/>
+        </w:rPr>
+        <w:t>rpkm</w:t>
+      </w:r>
+      <w:proofErr w:type="spellEnd"/>
+      <w:r>
+        <w:rPr>
+          <w:rFonts w:ascii="Arial" w:hAnsi="Arial" w:cs="Arial"/>
+        </w:rPr>
+        <w:t xml:space="preserve"> by (rpm x 1000/</w:t>
+      </w:r>
+      <w:proofErr w:type="spellStart"/>
+      <w:r>
+        <w:rPr>
+          <w:rFonts w:ascii="Arial" w:hAnsi="Arial" w:cs="Arial"/>
+        </w:rPr>
+        <w:t>peak_length</w:t>
+      </w:r>
+      <w:proofErr w:type="spellEnd"/>
+      <w:r>
+        <w:rPr>
+          <w:rFonts w:ascii="Arial" w:hAnsi="Arial" w:cs="Arial"/>
+        </w:rPr>
+        <w:t>).</w:t>
+      </w:r>
+      <w:r>
+        <w:rPr>
+          <w:rFonts w:ascii="Arial" w:hAnsi="Arial" w:cs="Arial"/>
+        </w:rPr>
+        <w:t xml:space="preserve"> Then calculate the sum of all peaks’ </w:t>
+      </w:r>
+      <w:proofErr w:type="spellStart"/>
+      <w:r>
+        <w:rPr>
+          <w:rFonts w:ascii="Arial" w:hAnsi="Arial" w:cs="Arial"/>
+        </w:rPr>
+        <w:t>rpkm</w:t>
+      </w:r>
+      <w:proofErr w:type="spellEnd"/>
+      <w:r>
+        <w:rPr>
+          <w:rFonts w:ascii="Arial" w:hAnsi="Arial" w:cs="Arial"/>
+        </w:rPr>
+        <w:t xml:space="preserve"> for each </w:t>
+      </w:r>
+      <w:r>
+        <w:rPr>
+          <w:rFonts w:ascii="Arial" w:hAnsi="Arial" w:cs="Arial"/>
+        </w:rPr>
+        <w:t>peak class</w:t>
+      </w:r>
+      <w:r>
+        <w:rPr>
+          <w:rFonts w:ascii="Arial" w:hAnsi="Arial" w:cs="Arial"/>
+        </w:rPr>
+        <w:t xml:space="preserve"> for each sample (for example, the sum of </w:t>
+      </w:r>
+      <w:proofErr w:type="spellStart"/>
+      <w:r>
+        <w:rPr>
+          <w:rFonts w:ascii="Arial" w:hAnsi="Arial" w:cs="Arial"/>
+        </w:rPr>
+        <w:t>rpkm</w:t>
+      </w:r>
+      <w:proofErr w:type="spellEnd"/>
+      <w:r>
+        <w:rPr>
+          <w:rFonts w:ascii="Arial" w:hAnsi="Arial" w:cs="Arial"/>
+        </w:rPr>
+        <w:t xml:space="preserve"> of all HNRNPK peaks ranked top 10k in human hg38 of CLAP </w:t>
+      </w:r>
+      <w:proofErr w:type="spellStart"/>
+      <w:r>
+        <w:rPr>
+          <w:rFonts w:ascii="Arial" w:hAnsi="Arial" w:cs="Arial"/>
+        </w:rPr>
+        <w:t>plusTag</w:t>
+      </w:r>
+      <w:proofErr w:type="spellEnd"/>
+      <w:r>
+        <w:rPr>
+          <w:rFonts w:ascii="Arial" w:hAnsi="Arial" w:cs="Arial"/>
+        </w:rPr>
+        <w:t xml:space="preserve"> replicate 1).</w:t>
+      </w:r>
+    </w:p>
+    <w:p>
+      <w:pPr>
+        <w:rPr>
+          <w:rFonts w:ascii="Arial" w:hAnsi="Arial" w:cs="Arial"/>
+        </w:rPr>
+      </w:pPr>
+      <w:r>
+        <w:rPr>
+          <w:rFonts w:ascii="Arial" w:hAnsi="Arial" w:cs="Arial"/>
+        </w:rPr>
+        <w:t xml:space="preserve">For CLIP and CLAP samples: </w:t>
+      </w:r>
+      <w:proofErr w:type="spellStart"/>
+      <w:r>
+        <w:rPr>
+          <w:rFonts w:ascii="Arial" w:hAnsi="Arial" w:cs="Arial"/>
+          <w:highlight w:val="yellow"/>
+        </w:rPr>
+        <w:t>CLIPCLAP_rank_</w:t>
+      </w:r>
+      <w:proofErr w:type="gramStart"/>
+      <w:r>
+        <w:rPr>
+          <w:rFonts w:ascii="Arial" w:hAnsi="Arial" w:cs="Arial"/>
+          <w:highlight w:val="yellow"/>
+        </w:rPr>
+        <w:t>peak.R</w:t>
+      </w:r>
+      <w:proofErr w:type="spellEnd"/>
+      <w:proofErr w:type="gramEnd"/>
       <w:r>
         <w:rPr>
           <w:rFonts w:ascii="Arial" w:hAnsi="Arial" w:cs="Arial"/>
@@ -1574,80 +2047,48 @@
       <w:r>
         <w:rPr>
           <w:rFonts w:ascii="Arial" w:hAnsi="Arial" w:cs="Arial"/>
-          <w:i/>
-          <w:iCs/>
-        </w:rPr>
-        <w:t>KCNQ1OT1/Kcnq1ot1</w:t>
-      </w:r>
-      <w:r>
-        <w:rPr>
-          <w:rFonts w:ascii="Arial" w:hAnsi="Arial" w:cs="Arial"/>
-        </w:rPr>
-        <w:t xml:space="preserve">. </w:t>
-      </w:r>
-    </w:p>
-    <w:p>
-      <w:pPr>
-        <w:rPr>
-          <w:rFonts w:ascii="Arial" w:hAnsi="Arial" w:cs="Arial"/>
-        </w:rPr>
-      </w:pPr>
-      <w:r>
-        <w:rPr>
-          <w:rFonts w:ascii="Arial" w:hAnsi="Arial" w:cs="Arial"/>
-        </w:rPr>
-        <w:t xml:space="preserve">For each peak across all </w:t>
-      </w:r>
-      <w:r>
-        <w:rPr>
-          <w:rFonts w:ascii="Arial" w:hAnsi="Arial" w:cs="Arial"/>
-        </w:rPr>
-        <w:t>peak classe</w:t>
-      </w:r>
-      <w:r>
-        <w:rPr>
-          <w:rFonts w:ascii="Arial" w:hAnsi="Arial" w:cs="Arial"/>
-        </w:rPr>
-        <w:t>s, calculate rpkm by (rpm x 1000/peak_length).</w:t>
-      </w:r>
-      <w:r>
-        <w:rPr>
-          <w:rFonts w:ascii="Arial" w:hAnsi="Arial" w:cs="Arial"/>
-        </w:rPr>
-        <w:t xml:space="preserve"> Then calculate the sum of all peaks’ rpkm for each </w:t>
-      </w:r>
-      <w:r>
-        <w:rPr>
-          <w:rFonts w:ascii="Arial" w:hAnsi="Arial" w:cs="Arial"/>
-        </w:rPr>
-        <w:t>peak class</w:t>
-      </w:r>
-      <w:r>
-        <w:rPr>
-          <w:rFonts w:ascii="Arial" w:hAnsi="Arial" w:cs="Arial"/>
-        </w:rPr>
-        <w:t xml:space="preserve"> for each sample (for example, the sum of rpkm of all HNRNPK peaks ranked top 10k in human hg38 of CLAP plusTag replicate 1).</w:t>
-      </w:r>
-    </w:p>
-    <w:p>
-      <w:pPr>
-        <w:rPr>
-          <w:rFonts w:ascii="Arial" w:hAnsi="Arial" w:cs="Arial"/>
-        </w:rPr>
-      </w:pPr>
-      <w:r>
-        <w:rPr>
-          <w:rFonts w:ascii="Arial" w:hAnsi="Arial" w:cs="Arial"/>
-        </w:rPr>
-        <w:t xml:space="preserve">For CLIP and CLAP samples: </w:t>
-      </w:r>
-      <w:r>
-        <w:rPr>
-          <w:rFonts w:ascii="Arial" w:hAnsi="Arial" w:cs="Arial"/>
-          <w:highlight w:val="yellow"/>
-        </w:rPr>
-        <w:t>CLIPCLAP_rank_peak.R</w:t>
-      </w:r>
+          <w:highlight w:val="yellow"/>
+        </w:rPr>
+        <w:t>CLIP_fc.sh</w:t>
+      </w:r>
+    </w:p>
+    <w:p>
+      <w:pPr>
+        <w:rPr>
+          <w:rFonts w:ascii="Arial" w:hAnsi="Arial" w:cs="Arial"/>
+        </w:rPr>
+      </w:pPr>
+      <w:r>
+        <w:rPr>
+          <w:rFonts w:ascii="Arial" w:hAnsi="Arial" w:cs="Arial"/>
+        </w:rPr>
+        <w:t>For RIP samples:</w:t>
+      </w:r>
+      <w:r>
+        <w:rPr>
+          <w:rFonts w:ascii="Arial" w:hAnsi="Arial" w:cs="Arial"/>
+          <w:highlight w:val="yellow"/>
+        </w:rPr>
+        <w:t xml:space="preserve"> </w:t>
+      </w:r>
+      <w:proofErr w:type="spellStart"/>
+      <w:r>
+        <w:rPr>
+          <w:rFonts w:ascii="Arial" w:hAnsi="Arial" w:cs="Arial"/>
+          <w:highlight w:val="yellow"/>
+        </w:rPr>
+        <w:t>RIP_rank_</w:t>
+      </w:r>
+      <w:proofErr w:type="gramStart"/>
+      <w:r>
+        <w:rPr>
+          <w:rFonts w:ascii="Arial" w:hAnsi="Arial" w:cs="Arial"/>
+          <w:highlight w:val="yellow"/>
+        </w:rPr>
+        <w:t>peak.R</w:t>
+      </w:r>
+      <w:proofErr w:type="spellEnd"/>
+      <w:proofErr w:type="gramEnd"/>
       <w:r>
         <w:rPr>
           <w:rFonts w:ascii="Arial" w:hAnsi="Arial" w:cs="Arial"/>
@@ -1659,46 +2100,6 @@
           <w:rFonts w:ascii="Arial" w:hAnsi="Arial" w:cs="Arial"/>
           <w:highlight w:val="yellow"/>
         </w:rPr>
-        <w:t>CLIP_fc.sh</w:t>
-      </w:r>
-    </w:p>
-    <w:p>
-      <w:pPr>
-        <w:rPr>
-          <w:rFonts w:ascii="Arial" w:hAnsi="Arial" w:cs="Arial"/>
-        </w:rPr>
-      </w:pPr>
-      <w:r>
-        <w:rPr>
-          <w:rFonts w:ascii="Arial" w:hAnsi="Arial" w:cs="Arial"/>
-        </w:rPr>
-        <w:t>For RIP samples:</w:t>
-      </w:r>
-      <w:r>
-        <w:rPr>
-          <w:rFonts w:ascii="Arial" w:hAnsi="Arial" w:cs="Arial"/>
-          <w:highlight w:val="yellow"/>
-        </w:rPr>
-        <w:t xml:space="preserve"> </w:t>
-      </w:r>
-      <w:r>
-        <w:rPr>
-          <w:rFonts w:ascii="Arial" w:hAnsi="Arial" w:cs="Arial"/>
-          <w:highlight w:val="yellow"/>
-        </w:rPr>
-        <w:t>RIP_rank_peak.R</w:t>
-      </w:r>
-      <w:r>
-        <w:rPr>
-          <w:rFonts w:ascii="Arial" w:hAnsi="Arial" w:cs="Arial"/>
-        </w:rPr>
-        <w:t xml:space="preserve"> and </w:t>
-      </w:r>
-      <w:r>
-        <w:rPr>
-          <w:rFonts w:ascii="Arial" w:hAnsi="Arial" w:cs="Arial"/>
-          <w:highlight w:val="yellow"/>
-        </w:rPr>
         <w:t>RIP_fc.sh</w:t>
       </w:r>
     </w:p>
@@ -1732,7 +2133,28 @@
         <w:rPr>
           <w:rFonts w:ascii="Arial" w:hAnsi="Arial" w:cs="Arial"/>
         </w:rPr>
-        <w:t xml:space="preserve">For input samples (without any IP pull down) which contains the starting human vs mouse genome mixture, the uniquely mapped reads(RIP)/read pairs(CLIP/CLAP) to hg38 vs mm10 then reflect the input ratio of human vs mouse </w:t>
+        <w:t xml:space="preserve">For input samples (without any IP pull down) which contains the starting human vs mouse genome mixture, the uniquely mapped </w:t>
+      </w:r>
+      <w:proofErr w:type="gramStart"/>
+      <w:r>
+        <w:rPr>
+          <w:rFonts w:ascii="Arial" w:hAnsi="Arial" w:cs="Arial"/>
+        </w:rPr>
+        <w:t>reads(</w:t>
+      </w:r>
+      <w:proofErr w:type="gramEnd"/>
+      <w:r>
+        <w:rPr>
+          <w:rFonts w:ascii="Arial" w:hAnsi="Arial" w:cs="Arial"/>
+        </w:rPr>
+        <w:t xml:space="preserve">RIP)/read pairs(CLIP/CLAP) to </w:t>
+      </w:r>
+      <w:r>
+        <w:rPr>
+          <w:rFonts w:ascii="Arial" w:hAnsi="Arial" w:cs="Arial"/>
+        </w:rPr>
+        <w:lastRenderedPageBreak/>
+        <w:t xml:space="preserve">hg38 vs mm10 then reflect the input ratio of human vs mouse </w:t>
       </w:r>
       <w:r>
         <w:rPr>
@@ -1744,20 +2166,55 @@
         <w:rPr>
           <w:rFonts w:ascii="Arial" w:hAnsi="Arial" w:cs="Arial"/>
         </w:rPr>
-        <w:t xml:space="preserve">. When comparing </w:t>
-      </w:r>
-      <w:r>
-        <w:rPr>
-          <w:rFonts w:ascii="Arial" w:hAnsi="Arial" w:cs="Arial"/>
-        </w:rPr>
-        <w:lastRenderedPageBreak/>
-        <w:t>peaks rpkm sum of human vs mouse in one sample, then it would be fair to normalize the rpkm sum against the input uniquely mapped reads/read pairs ratio</w:t>
-      </w:r>
-      <w:r>
-        <w:rPr>
-          <w:rFonts w:ascii="Arial" w:hAnsi="Arial" w:cs="Arial"/>
-        </w:rPr>
-        <w:t xml:space="preserve"> so that we can see what are the rpkm sum in human vs mouse if the input human vs mouse RNA is 1:1</w:t>
+        <w:t xml:space="preserve">. When comparing peaks </w:t>
+      </w:r>
+      <w:proofErr w:type="spellStart"/>
+      <w:r>
+        <w:rPr>
+          <w:rFonts w:ascii="Arial" w:hAnsi="Arial" w:cs="Arial"/>
+        </w:rPr>
+        <w:t>rpkm</w:t>
+      </w:r>
+      <w:proofErr w:type="spellEnd"/>
+      <w:r>
+        <w:rPr>
+          <w:rFonts w:ascii="Arial" w:hAnsi="Arial" w:cs="Arial"/>
+        </w:rPr>
+        <w:t xml:space="preserve"> sum of human vs mouse in one sample, then it would be fair to normalize the </w:t>
+      </w:r>
+      <w:proofErr w:type="spellStart"/>
+      <w:r>
+        <w:rPr>
+          <w:rFonts w:ascii="Arial" w:hAnsi="Arial" w:cs="Arial"/>
+        </w:rPr>
+        <w:t>rpkm</w:t>
+      </w:r>
+      <w:proofErr w:type="spellEnd"/>
+      <w:r>
+        <w:rPr>
+          <w:rFonts w:ascii="Arial" w:hAnsi="Arial" w:cs="Arial"/>
+        </w:rPr>
+        <w:t xml:space="preserve"> sum against the input uniquely mapped reads/read pairs ratio</w:t>
+      </w:r>
+      <w:r>
+        <w:rPr>
+          <w:rFonts w:ascii="Arial" w:hAnsi="Arial" w:cs="Arial"/>
+        </w:rPr>
+        <w:t xml:space="preserve"> so that we can see what are the </w:t>
+      </w:r>
+      <w:proofErr w:type="spellStart"/>
+      <w:r>
+        <w:rPr>
+          <w:rFonts w:ascii="Arial" w:hAnsi="Arial" w:cs="Arial"/>
+        </w:rPr>
+        <w:t>rpkm</w:t>
+      </w:r>
+      <w:proofErr w:type="spellEnd"/>
+      <w:r>
+        <w:rPr>
+          <w:rFonts w:ascii="Arial" w:hAnsi="Arial" w:cs="Arial"/>
+        </w:rPr>
+        <w:t xml:space="preserve"> sum in human vs mouse if the input human vs mouse RNA is 1:1</w:t>
       </w:r>
       <w:r>
         <w:rPr>
@@ -1830,7 +2287,23 @@
           <w:rFonts w:ascii="Arial" w:hAnsi="Arial" w:cs="Arial"/>
           <w:color w:val="000000" w:themeColor="text1"/>
         </w:rPr>
-        <w:t xml:space="preserve">For each CLIP/CLAP/RIP sequencing sample, define the rpkm sum of a specific group (for example top10k) in mouse as </w:t>
+        <w:t xml:space="preserve">For each CLIP/CLAP/RIP sequencing sample, define the </w:t>
+      </w:r>
+      <w:proofErr w:type="spellStart"/>
+      <w:r>
+        <w:rPr>
+          <w:rFonts w:ascii="Arial" w:hAnsi="Arial" w:cs="Arial"/>
+          <w:color w:val="000000" w:themeColor="text1"/>
+        </w:rPr>
+        <w:t>rpkm</w:t>
+      </w:r>
+      <w:proofErr w:type="spellEnd"/>
+      <w:r>
+        <w:rPr>
+          <w:rFonts w:ascii="Arial" w:hAnsi="Arial" w:cs="Arial"/>
+          <w:color w:val="000000" w:themeColor="text1"/>
+        </w:rPr>
+        <w:t xml:space="preserve"> sum of a specific group (for example top10k) in mouse as </w:t>
       </w:r>
       <w:r>
         <w:rPr>
@@ -1846,7 +2319,23 @@
           <w:rFonts w:ascii="Arial" w:hAnsi="Arial" w:cs="Arial"/>
           <w:color w:val="000000" w:themeColor="text1"/>
         </w:rPr>
-        <w:t xml:space="preserve">; the rpkm sum of a specific </w:t>
+        <w:t xml:space="preserve">; the </w:t>
+      </w:r>
+      <w:proofErr w:type="spellStart"/>
+      <w:r>
+        <w:rPr>
+          <w:rFonts w:ascii="Arial" w:hAnsi="Arial" w:cs="Arial"/>
+          <w:color w:val="000000" w:themeColor="text1"/>
+        </w:rPr>
+        <w:t>rpkm</w:t>
+      </w:r>
+      <w:proofErr w:type="spellEnd"/>
+      <w:r>
+        <w:rPr>
+          <w:rFonts w:ascii="Arial" w:hAnsi="Arial" w:cs="Arial"/>
+          <w:color w:val="000000" w:themeColor="text1"/>
+        </w:rPr>
+        <w:t xml:space="preserve"> sum of a specific </w:t>
       </w:r>
       <w:r>
         <w:rPr>
@@ -2053,7 +2542,14 @@
         <w:rPr>
           <w:rFonts w:ascii="Arial" w:hAnsi="Arial" w:cs="Arial"/>
         </w:rPr>
-        <w:t xml:space="preserve"> to normalize the rp</w:t>
+        <w:t xml:space="preserve"> to normalize the </w:t>
+      </w:r>
+      <w:proofErr w:type="spellStart"/>
+      <w:r>
+        <w:rPr>
+          <w:rFonts w:ascii="Arial" w:hAnsi="Arial" w:cs="Arial"/>
+        </w:rPr>
+        <w:t>rp</w:t>
       </w:r>
       <w:r>
         <w:rPr>
@@ -2067,6 +2563,7 @@
         </w:rPr>
         <w:t>m</w:t>
       </w:r>
+      <w:proofErr w:type="spellEnd"/>
       <w:r>
         <w:rPr>
           <w:rFonts w:ascii="Arial" w:hAnsi="Arial" w:cs="Arial"/>
@@ -2157,7 +2654,14 @@
         <w:rPr>
           <w:rFonts w:ascii="Arial" w:hAnsi="Arial" w:cs="Arial"/>
         </w:rPr>
-        <w:t>, the results are the normalized rp</w:t>
+        <w:t xml:space="preserve">, the results are the normalized </w:t>
+      </w:r>
+      <w:proofErr w:type="spellStart"/>
+      <w:r>
+        <w:rPr>
+          <w:rFonts w:ascii="Arial" w:hAnsi="Arial" w:cs="Arial"/>
+        </w:rPr>
+        <w:t>rp</w:t>
       </w:r>
       <w:r>
         <w:rPr>
@@ -2171,6 +2675,7 @@
         </w:rPr>
         <w:t>m</w:t>
       </w:r>
+      <w:proofErr w:type="spellEnd"/>
       <w:r>
         <w:rPr>
           <w:rFonts w:ascii="Arial" w:hAnsi="Arial" w:cs="Arial"/>
@@ -2205,7 +2710,14 @@
         <w:rPr>
           <w:rFonts w:ascii="Arial" w:hAnsi="Arial" w:cs="Arial"/>
         </w:rPr>
-        <w:t xml:space="preserve"> the percentage of normalized rp</w:t>
+        <w:t xml:space="preserve"> the percentage of normalized </w:t>
+      </w:r>
+      <w:proofErr w:type="spellStart"/>
+      <w:r>
+        <w:rPr>
+          <w:rFonts w:ascii="Arial" w:hAnsi="Arial" w:cs="Arial"/>
+        </w:rPr>
+        <w:t>rp</w:t>
       </w:r>
       <w:r>
         <w:rPr>
@@ -2219,6 +2731,7 @@
         </w:rPr>
         <w:t>m</w:t>
       </w:r>
+      <w:proofErr w:type="spellEnd"/>
       <w:r>
         <w:rPr>
           <w:rFonts w:ascii="Arial" w:hAnsi="Arial" w:cs="Arial"/>
@@ -2361,6 +2874,7 @@
         </w:rPr>
         <w:t xml:space="preserve">For CLIP and CLAP samples: </w:t>
       </w:r>
+      <w:proofErr w:type="spellStart"/>
       <w:r>
         <w:rPr>
           <w:rFonts w:ascii="Arial" w:hAnsi="Arial" w:cs="Arial"/>
@@ -2368,6 +2882,7 @@
         </w:rPr>
         <w:t>CLIPCLAP_</w:t>
       </w:r>
+      <w:proofErr w:type="gramStart"/>
       <w:r>
         <w:rPr>
           <w:rFonts w:ascii="Arial" w:hAnsi="Arial" w:cs="Arial"/>
@@ -2382,6 +2897,8 @@
         </w:rPr>
         <w:t>.R</w:t>
       </w:r>
+      <w:proofErr w:type="spellEnd"/>
+      <w:proofErr w:type="gramEnd"/>
     </w:p>
     <w:p>
       <w:pPr>
@@ -2402,6 +2919,7 @@
         </w:rPr>
         <w:t xml:space="preserve"> </w:t>
       </w:r>
+      <w:proofErr w:type="spellStart"/>
       <w:r>
         <w:rPr>
           <w:rFonts w:ascii="Arial" w:hAnsi="Arial" w:cs="Arial"/>
@@ -2409,6 +2927,7 @@
         </w:rPr>
         <w:t>RIP_</w:t>
       </w:r>
+      <w:proofErr w:type="gramStart"/>
       <w:r>
         <w:rPr>
           <w:rFonts w:ascii="Arial" w:hAnsi="Arial" w:cs="Arial"/>
@@ -2423,6 +2942,8 @@
         </w:rPr>
         <w:t>.R</w:t>
       </w:r>
+      <w:proofErr w:type="spellEnd"/>
+      <w:proofErr w:type="gramEnd"/>
     </w:p>
     <w:p>
       <w:pPr>
@@ -2477,43 +2998,271 @@
       <w:pPr>
         <w:rPr>
           <w:rFonts w:ascii="Arial" w:hAnsi="Arial" w:cs="Arial"/>
-        </w:rPr>
-      </w:pPr>
-    </w:p>
-    <w:p>
-      <w:pPr>
-        <w:rPr>
-          <w:rFonts w:ascii="Arial" w:hAnsi="Arial" w:cs="Arial"/>
-        </w:rPr>
-      </w:pPr>
-    </w:p>
-    <w:p>
-      <w:pPr>
-        <w:rPr>
-          <w:rFonts w:ascii="Arial" w:hAnsi="Arial" w:cs="Arial"/>
-        </w:rPr>
-      </w:pPr>
-    </w:p>
-    <w:p>
-      <w:pPr>
-        <w:rPr>
-          <w:rFonts w:ascii="Arial" w:hAnsi="Arial" w:cs="Arial"/>
-        </w:rPr>
-      </w:pPr>
-    </w:p>
-    <w:p>
-      <w:pPr>
-        <w:rPr>
-          <w:rFonts w:ascii="Arial" w:hAnsi="Arial" w:cs="Arial"/>
-        </w:rPr>
-      </w:pPr>
-    </w:p>
-    <w:p>
-      <w:pPr>
-        <w:rPr>
-          <w:rFonts w:ascii="Arial" w:hAnsi="Arial" w:cs="Arial"/>
-        </w:rPr>
-      </w:pPr>
+          <w:b/>
+          <w:bCs/>
+        </w:rPr>
+      </w:pPr>
+      <w:r>
+        <w:rPr>
+          <w:rFonts w:ascii="Arial" w:hAnsi="Arial" w:cs="Arial"/>
+          <w:b/>
+          <w:bCs/>
+        </w:rPr>
+        <w:t>Fig1F</w:t>
+      </w:r>
+    </w:p>
+    <w:p>
+      <w:pPr>
+        <w:rPr>
+          <w:rFonts w:ascii="Arial" w:hAnsi="Arial" w:cs="Arial"/>
+        </w:rPr>
+      </w:pPr>
+      <w:r>
+        <w:rPr>
+          <w:rFonts w:ascii="Arial" w:hAnsi="Arial" w:cs="Arial"/>
+        </w:rPr>
+        <w:t xml:space="preserve">Get CLIP/CLAP/RIP STAR aligned uniquely mapped reads that fall under peak </w:t>
+      </w:r>
+      <w:proofErr w:type="spellStart"/>
+      <w:r>
+        <w:rPr>
+          <w:rFonts w:ascii="Arial" w:hAnsi="Arial" w:cs="Arial"/>
+        </w:rPr>
+        <w:t>bedfiles</w:t>
+      </w:r>
+      <w:proofErr w:type="spellEnd"/>
+      <w:r>
+        <w:rPr>
+          <w:rFonts w:ascii="Arial" w:hAnsi="Arial" w:cs="Arial"/>
+        </w:rPr>
+        <w:t xml:space="preserve"> in human and mouse genome. Align these reads with </w:t>
+      </w:r>
+      <w:proofErr w:type="spellStart"/>
+      <w:r>
+        <w:rPr>
+          <w:rFonts w:ascii="Arial" w:hAnsi="Arial" w:cs="Arial"/>
+        </w:rPr>
+        <w:t>kallisto</w:t>
+      </w:r>
+      <w:proofErr w:type="spellEnd"/>
+      <w:r>
+        <w:t xml:space="preserve"> </w:t>
+      </w:r>
+      <w:r>
+        <w:rPr>
+          <w:rFonts w:ascii="Arial" w:hAnsi="Arial" w:cs="Arial"/>
+        </w:rPr>
+        <w:t>/0.51.1</w:t>
+      </w:r>
+      <w:r>
+        <w:rPr>
+          <w:rFonts w:ascii="Arial" w:hAnsi="Arial" w:cs="Arial"/>
+        </w:rPr>
+        <w:t xml:space="preserve"> back to human and mouse genome to get transcript level read count for IP samples and its corresponding controls. </w:t>
+      </w:r>
+    </w:p>
+    <w:p>
+      <w:pPr>
+        <w:rPr>
+          <w:rFonts w:ascii="Arial" w:hAnsi="Arial" w:cs="Arial"/>
+        </w:rPr>
+      </w:pPr>
+      <w:r>
+        <w:rPr>
+          <w:rFonts w:ascii="Arial" w:hAnsi="Arial" w:cs="Arial"/>
+        </w:rPr>
+        <w:t xml:space="preserve">For CLIP/CLAP: </w:t>
+      </w:r>
+      <w:r>
+        <w:rPr>
+          <w:rFonts w:ascii="Arial" w:hAnsi="Arial" w:cs="Arial"/>
+          <w:highlight w:val="yellow"/>
+        </w:rPr>
+        <w:t>peak_kallisto</w:t>
+      </w:r>
+      <w:r>
+        <w:rPr>
+          <w:rFonts w:ascii="Arial" w:hAnsi="Arial" w:cs="Arial"/>
+          <w:highlight w:val="yellow"/>
+        </w:rPr>
+        <w:t>_CLIPCLAP.sh</w:t>
+      </w:r>
+    </w:p>
+    <w:p>
+      <w:pPr>
+        <w:rPr>
+          <w:rFonts w:ascii="Arial" w:hAnsi="Arial" w:cs="Arial"/>
+        </w:rPr>
+      </w:pPr>
+      <w:r>
+        <w:rPr>
+          <w:rFonts w:ascii="Arial" w:hAnsi="Arial" w:cs="Arial"/>
+        </w:rPr>
+        <w:lastRenderedPageBreak/>
+        <w:t xml:space="preserve">For RIP: </w:t>
+      </w:r>
+      <w:r>
+        <w:rPr>
+          <w:rFonts w:ascii="Arial" w:hAnsi="Arial" w:cs="Arial"/>
+          <w:highlight w:val="yellow"/>
+        </w:rPr>
+        <w:t>peak_kallisto_RIP.sh</w:t>
+      </w:r>
+    </w:p>
+    <w:p>
+      <w:pPr>
+        <w:rPr>
+          <w:rFonts w:ascii="Arial" w:hAnsi="Arial" w:cs="Arial"/>
+        </w:rPr>
+      </w:pPr>
+      <w:r>
+        <w:rPr>
+          <w:rFonts w:ascii="Arial" w:hAnsi="Arial" w:cs="Arial"/>
+        </w:rPr>
+        <w:t xml:space="preserve">Convert the transcript level raw read count to RPM (X1000000/total read count in the </w:t>
+      </w:r>
+      <w:proofErr w:type="spellStart"/>
+      <w:r>
+        <w:rPr>
+          <w:rFonts w:ascii="Arial" w:hAnsi="Arial" w:cs="Arial"/>
+        </w:rPr>
+        <w:t>fastq</w:t>
+      </w:r>
+      <w:proofErr w:type="spellEnd"/>
+      <w:r>
+        <w:rPr>
+          <w:rFonts w:ascii="Arial" w:hAnsi="Arial" w:cs="Arial"/>
+        </w:rPr>
+        <w:t xml:space="preserve"> file).</w:t>
+      </w:r>
+    </w:p>
+    <w:p>
+      <w:pPr>
+        <w:rPr>
+          <w:rFonts w:ascii="Arial" w:hAnsi="Arial" w:cs="Arial"/>
+        </w:rPr>
+      </w:pPr>
+      <w:r>
+        <w:rPr>
+          <w:rFonts w:ascii="Arial" w:hAnsi="Arial" w:cs="Arial"/>
+        </w:rPr>
+        <w:t xml:space="preserve">Plot the IP-Control and Control RPM for </w:t>
+      </w:r>
+      <w:r>
+        <w:rPr>
+          <w:rFonts w:ascii="Arial" w:hAnsi="Arial" w:cs="Arial"/>
+          <w:i/>
+          <w:iCs/>
+        </w:rPr>
+        <w:t>XIST/</w:t>
+      </w:r>
+      <w:proofErr w:type="spellStart"/>
+      <w:r>
+        <w:rPr>
+          <w:rFonts w:ascii="Arial" w:hAnsi="Arial" w:cs="Arial"/>
+          <w:i/>
+          <w:iCs/>
+        </w:rPr>
+        <w:t>Xist</w:t>
+      </w:r>
+      <w:proofErr w:type="spellEnd"/>
+      <w:r>
+        <w:rPr>
+          <w:rFonts w:ascii="Arial" w:hAnsi="Arial" w:cs="Arial"/>
+        </w:rPr>
+        <w:t xml:space="preserve"> and </w:t>
+      </w:r>
+      <w:r>
+        <w:rPr>
+          <w:rFonts w:ascii="Arial" w:hAnsi="Arial" w:cs="Arial"/>
+          <w:i/>
+          <w:iCs/>
+        </w:rPr>
+        <w:t>KCNQ1OT1/Kcnq1ot1</w:t>
+      </w:r>
+      <w:r>
+        <w:rPr>
+          <w:rFonts w:ascii="Arial" w:hAnsi="Arial" w:cs="Arial"/>
+        </w:rPr>
+        <w:t>.</w:t>
+      </w:r>
+    </w:p>
+    <w:p>
+      <w:pPr>
+        <w:rPr>
+          <w:rFonts w:ascii="Arial" w:hAnsi="Arial" w:cs="Arial"/>
+        </w:rPr>
+      </w:pPr>
+      <w:r>
+        <w:rPr>
+          <w:rFonts w:ascii="Arial" w:hAnsi="Arial" w:cs="Arial"/>
+        </w:rPr>
+        <w:t>Code:</w:t>
+      </w:r>
+      <w:r>
+        <w:t xml:space="preserve"> </w:t>
+      </w:r>
+      <w:proofErr w:type="spellStart"/>
+      <w:r>
+        <w:rPr>
+          <w:rFonts w:ascii="Arial" w:hAnsi="Arial" w:cs="Arial"/>
+          <w:highlight w:val="yellow"/>
+        </w:rPr>
+        <w:t>kallisto_transcripts_</w:t>
+      </w:r>
+      <w:proofErr w:type="gramStart"/>
+      <w:r>
+        <w:rPr>
+          <w:rFonts w:ascii="Arial" w:hAnsi="Arial" w:cs="Arial"/>
+          <w:highlight w:val="yellow"/>
+        </w:rPr>
+        <w:t>barplot.R</w:t>
+      </w:r>
+      <w:proofErr w:type="spellEnd"/>
+      <w:proofErr w:type="gramEnd"/>
+    </w:p>
+    <w:p>
+      <w:pPr>
+        <w:rPr>
+          <w:rFonts w:ascii="Arial" w:hAnsi="Arial" w:cs="Arial"/>
+        </w:rPr>
+      </w:pPr>
+      <w:r>
+        <w:rPr>
+          <w:rFonts w:ascii="Arial" w:hAnsi="Arial" w:cs="Arial"/>
+        </w:rPr>
+        <w:t xml:space="preserve">Files: </w:t>
+      </w:r>
+      <w:proofErr w:type="spellStart"/>
+      <w:r>
+        <w:rPr>
+          <w:rFonts w:ascii="Arial" w:hAnsi="Arial" w:cs="Arial"/>
+          <w:highlight w:val="yellow"/>
+        </w:rPr>
+        <w:t>Xist</w:t>
+      </w:r>
+      <w:proofErr w:type="spellEnd"/>
+      <w:r>
+        <w:rPr>
+          <w:rFonts w:ascii="Arial" w:hAnsi="Arial" w:cs="Arial"/>
+          <w:highlight w:val="yellow"/>
+        </w:rPr>
+        <w:t>/</w:t>
+      </w:r>
+      <w:r>
+        <w:rPr>
+          <w:rFonts w:ascii="Arial" w:hAnsi="Arial" w:cs="Arial"/>
+          <w:highlight w:val="yellow"/>
+        </w:rPr>
+        <w:t>Kot1_CLIPCLAPRIP_signaltonoise_kallisto_means</w:t>
+      </w:r>
+      <w:r>
+        <w:rPr>
+          <w:rFonts w:ascii="Arial" w:hAnsi="Arial" w:cs="Arial"/>
+          <w:highlight w:val="yellow"/>
+        </w:rPr>
+        <w:t>.csv</w:t>
+      </w:r>
     </w:p>
     <w:p>
       <w:pPr>
